--- a/正文引用与附录C.docx
+++ b/正文引用与附录C.docx
@@ -13,7 +13,7 @@
           <w:b/>
           <w:sz w:val="32"/>
         </w:rPr>
-        <w:t>待补充：正文引用标注与附录 C</w:t>
+        <w:t>正文引用标注与附录 C</w:t>
       </w:r>
     </w:p>
     <w:p>

--- a/正文引用与附录C.docx
+++ b/正文引用与附录C.docx
@@ -21,98 +21,7 @@
         <w:pStyle w:val="Heading1"/>
       </w:pPr>
       <w:r>
-        <w:t>一、正文引用标注（插入位置建议）</w:t>
-      </w:r>
-    </w:p>
-    <w:p>
-      <w:pPr>
-        <w:spacing w:line="240" w:lineRule="auto" w:after="40"/>
-      </w:pPr>
-      <w:r>
-        <w:rPr>
-          <w:rFonts w:ascii="Times New Roman" w:hAnsi="Times New Roman" w:eastAsia="宋体"/>
-          <w:b w:val="0"/>
-          <w:sz w:val="24"/>
-        </w:rPr>
-        <w:t>按格式规范第 6 条，正文用到外部资料处应标 [编号]。建议在以下位置插入：</w:t>
-      </w:r>
-    </w:p>
-    <w:p>
-      <w:pPr>
-        <w:spacing w:line="240" w:lineRule="auto" w:after="40"/>
-        <w:ind w:firstLine="480"/>
-      </w:pPr>
-      <w:r>
-        <w:rPr>
-          <w:rFonts w:ascii="Times New Roman" w:hAnsi="Times New Roman" w:eastAsia="宋体"/>
-          <w:b w:val="0"/>
-          <w:sz w:val="24"/>
-        </w:rPr>
-        <w:t>① 二、问题分析 → 2.2 数据概览第一段末尾：“附件给了 50 000 个任务、6 个区域、2 406 个小时的数据[1]。”</w:t>
-      </w:r>
-    </w:p>
-    <w:p>
-      <w:pPr>
-        <w:spacing w:line="240" w:lineRule="auto" w:after="40"/>
-        <w:ind w:firstLine="480"/>
-      </w:pPr>
-      <w:r>
-        <w:rPr>
-          <w:rFonts w:ascii="Times New Roman" w:hAnsi="Times New Roman" w:eastAsia="宋体"/>
-          <w:b w:val="0"/>
-          <w:sz w:val="24"/>
-        </w:rPr>
-        <w:t>② 五、模型建立与求解 → 5.1.2 短期预测模型第一段：“……梯度提升树[2]用了滞后 1、2、3、24、168 小时的特征……”</w:t>
-      </w:r>
-    </w:p>
-    <w:p>
-      <w:pPr>
-        <w:spacing w:line="240" w:lineRule="auto" w:after="40"/>
-        <w:ind w:firstLine="480"/>
-      </w:pPr>
-      <w:r>
-        <w:rPr>
-          <w:rFonts w:ascii="Times New Roman" w:hAnsi="Times New Roman" w:eastAsia="宋体"/>
-          <w:b w:val="0"/>
-          <w:sz w:val="24"/>
-        </w:rPr>
-        <w:t>③ 五、模型建立与求解 → 5.2.2 求解第一段末尾：“……最后按 Pareto 支配关系筛折中解[3]。”</w:t>
-      </w:r>
-    </w:p>
-    <w:p>
-      <w:pPr>
-        <w:spacing w:line="240" w:lineRule="auto" w:after="40"/>
-        <w:ind w:firstLine="480"/>
-      </w:pPr>
-      <w:r>
-        <w:rPr>
-          <w:rFonts w:ascii="Times New Roman" w:hAnsi="Times New Roman" w:eastAsia="宋体"/>
-          <w:b w:val="0"/>
-          <w:sz w:val="24"/>
-        </w:rPr>
-        <w:t>④ 附录 A AI 工具使用声明末尾：“……详细使用情况见附录 B[4]。”</w:t>
-      </w:r>
-    </w:p>
-    <w:p>
-      <w:pPr>
-        <w:spacing w:line="240" w:lineRule="auto" w:after="40"/>
-        <w:ind w:firstLine="480"/>
-      </w:pPr>
-      <w:r>
-        <w:rPr>
-          <w:rFonts w:ascii="Times New Roman" w:hAnsi="Times New Roman" w:eastAsia="宋体"/>
-          <w:b w:val="0"/>
-          <w:sz w:val="24"/>
-        </w:rPr>
-        <w:t>⑤ 附录 C 开头：“按论文格式规范第 6 条[5]，附录给出软件、命令与代码清单。”</w:t>
-      </w:r>
-    </w:p>
-    <w:p>
-      <w:pPr>
-        <w:pStyle w:val="Heading1"/>
-      </w:pPr>
-      <w:r>
-        <w:t>二、参考文献（按正文引用顺序，格式按第 6 条）</w:t>
+        <w:t>一、参考文献（格式按第 6 条）</w:t>
       </w:r>
     </w:p>
     <w:p>
@@ -125,7 +34,7 @@
           <w:b w:val="0"/>
           <w:sz w:val="21"/>
         </w:rPr>
-        <w:t>[1] 2026 年华数杯大学生数学建模竞赛组委会. 附件 1：背景说明、术语解释与数据字典[Z]. 2026.（正文 2.2 引用）</w:t>
+        <w:t>[1] 2026 年华数杯大学生数学建模竞赛组委会. 附件 1：背景说明、术语解释与数据字典[Z]. 2026.</w:t>
       </w:r>
     </w:p>
     <w:p>
@@ -138,7 +47,7 @@
           <w:b w:val="0"/>
           <w:sz w:val="21"/>
         </w:rPr>
-        <w:t>[2] Friedman J H. Greedy function approximation: a gradient boosting machine[J]. Annals of Statistics, 2001, 29(5): 1189-1232.（正文 5.1.2 引用）</w:t>
+        <w:t>[2] Friedman J H. Greedy function approximation: a gradient boosting machine[J]. Annals of Statistics, 2001, 29(5): 1189-1232.</w:t>
       </w:r>
     </w:p>
     <w:p>
@@ -151,7 +60,7 @@
           <w:b w:val="0"/>
           <w:sz w:val="21"/>
         </w:rPr>
-        <w:t>[3] Deb K, Pratap A, Agarwal S, et al. A fast and elitist multiobjective genetic algorithm: NSGA-II[J]. IEEE Transactions on Evolutionary Computation, 2002, 6(2): 182-197.（正文 5.2.2 引用）</w:t>
+        <w:t>[3] Deb K, Pratap A, Agarwal S, et al. A fast and elitist multiobjective genetic algorithm: NSGA-II[J]. IEEE Transactions on Evolutionary Computation, 2002, 6(2): 182-197.</w:t>
       </w:r>
     </w:p>
     <w:p>
@@ -164,7 +73,7 @@
           <w:b w:val="0"/>
           <w:sz w:val="21"/>
         </w:rPr>
-        <w:t>[4] 华数杯大学生数学建模竞赛组委会. 华数杯大学生数学建模竞赛人工智能工具使用章程[Z]. 2026.（附录 A 引用）</w:t>
+        <w:t>[4] 华数杯大学生数学建模竞赛组委会. 华数杯大学生数学建模竞赛人工智能工具使用章程[Z]. 2026.</w:t>
       </w:r>
     </w:p>
     <w:p>
@@ -177,7 +86,7 @@
           <w:b w:val="0"/>
           <w:sz w:val="21"/>
         </w:rPr>
-        <w:t>[5] 2026 年华数杯大学生数学建模竞赛组委会. 2026 年华数杯数学建模竞赛论文格式规范与提交说明[Z]. 2026.（附录 C 引用）</w:t>
+        <w:t>[5] 2026 年华数杯大学生数学建模竞赛组委会. 2026 年华数杯数学建模竞赛论文格式规范与提交说明[Z]. 2026.</w:t>
       </w:r>
     </w:p>
     <w:p>
@@ -185,7 +94,7 @@
         <w:pStyle w:val="Heading1"/>
       </w:pPr>
       <w:r>
-        <w:t>三、附录 C（可直接复制进论文）</w:t>
+        <w:t>二、附录 C（可直接复制进论文）</w:t>
       </w:r>
     </w:p>
     <w:p>
